--- a/Awais Final_CV_Template.docx
+++ b/Awais Final_CV_Template.docx
@@ -3477,6 +3477,133 @@
     </w:p>
     <w:p>
       <w:pPr>
+        <w:ind w:right="-2471"/>
+        <w:jc w:val="both"/>
+        <w:rPr>
+          <w:rFonts w:ascii="Arial-BoldMT" w:hAnsi="Arial-BoldMT"/>
+          <w:b/>
+          <w:bCs/>
+          <w:color w:val="1A5276"/>
+          <w:sz w:val="28"/>
+          <w:szCs w:val="28"/>
+          <w:lang w:val="en-US"/>
+        </w:rPr>
+      </w:pPr>
+      <w:r>
+        <w:rPr>
+          <w:rFonts w:ascii="Arial-BoldMT" w:hAnsi="Arial-BoldMT"/>
+          <w:b/>
+          <w:bCs/>
+          <w:color w:val="1A5276"/>
+          <w:sz w:val="28"/>
+          <w:szCs w:val="28"/>
+        </w:rPr>
+        <w:sym w:font="Wingdings" w:char="F0E0"/>
+      </w:r>
+      <w:r>
+        <w:rPr>
+          <w:rFonts w:ascii="Arial-BoldMT" w:hAnsi="Arial-BoldMT"/>
+          <w:b/>
+          <w:bCs/>
+          <w:color w:val="1C1C1C"/>
+          <w:sz w:val="26"/>
+          <w:szCs w:val="26"/>
+        </w:rPr>
+        <w:t xml:space="preserve">rn-secscan — React Native/Expo Security Scanner</w:t>
+      </w:r>
+      <w:proofErr w:type="gramStart"/>
+      <w:r>
+        <w:rPr>
+          <w:rFonts w:ascii="Arial-BoldMT" w:hAnsi="Arial-BoldMT"/>
+          <w:b/>
+          <w:bCs/>
+          <w:color w:val="1C1C1C"/>
+          <w:sz w:val="26"/>
+          <w:szCs w:val="26"/>
+        </w:rPr>
+      </w:r>
+      <w:proofErr w:type="gramEnd"/>
+      <w:r>
+        <w:rPr>
+          <w:rFonts w:ascii="Arial-BoldMT" w:hAnsi="Arial-BoldMT"/>
+          <w:b/>
+          <w:bCs/>
+          <w:color w:val="1C1C1C"/>
+          <w:sz w:val="26"/>
+          <w:szCs w:val="26"/>
+        </w:rPr>
+      </w:r>
+    </w:p>
+    <w:p>
+      <w:pPr>
+        <w:spacing w:before="240"/>
+        <w:ind w:right="-46"/>
+        <w:jc w:val="both"/>
+        <w:rPr>
+          <w:rFonts w:ascii="Arial-BoldMT" w:hAnsi="Arial-BoldMT"/>
+          <w:color w:val="1C1C1C"/>
+          <w:sz w:val="26"/>
+          <w:szCs w:val="26"/>
+        </w:rPr>
+      </w:pPr>
+      <w:r>
+        <w:rPr>
+          <w:rFonts w:ascii="Arial-BoldMT" w:hAnsi="Arial-BoldMT"/>
+          <w:color w:val="1C1C1C"/>
+          <w:sz w:val="26"/>
+          <w:szCs w:val="26"/>
+        </w:rPr>
+        <w:t>Built a TypeScript static analyzer for React Native and Expo projects, covering JavaScript/TypeScript and Android/iOS configuration with nine OWASP MASVS-mapped rules, SARIF output, previewable fixes, and same-file stored-token flow context.</w:t>
+      </w:r>
+    </w:p>
+    <w:p>
+      <w:pPr>
+        <w:spacing w:before="240"/>
+        <w:ind w:right="-46"/>
+        <w:jc w:val="both"/>
+        <w:rPr>
+          <w:rFonts w:ascii="Arial-BoldMT" w:hAnsi="Arial-BoldMT"/>
+          <w:color w:val="1C1C1C"/>
+          <w:sz w:val="26"/>
+          <w:szCs w:val="26"/>
+        </w:rPr>
+      </w:pPr>
+      <w:r>
+        <w:rPr>
+          <w:rFonts w:ascii="Arial-BoldMT" w:hAnsi="Arial-BoldMT"/>
+          <w:i/>
+          <w:iCs/>
+          <w:color w:val="1C1C1C"/>
+          <w:sz w:val="26"/>
+          <w:szCs w:val="26"/>
+        </w:rPr>
+        <w:t>Validated with 62 tests and a multi-tool testbed; small app comparisons are exploratory. Tools: TypeScript, Node.js, ts-morph, SARIF, OWASP MASVS, ESLint, Semgrep, Vitest, GitHub Actions.</w:t>
+      </w:r>
+      <w:proofErr w:type="spellStart"/>
+      <w:r>
+        <w:rPr>
+          <w:rFonts w:ascii="Arial-BoldMT" w:hAnsi="Arial-BoldMT"/>
+          <w:i/>
+          <w:iCs/>
+          <w:color w:val="1C1C1C"/>
+          <w:sz w:val="26"/>
+          <w:szCs w:val="26"/>
+        </w:rPr>
+      </w:r>
+      <w:proofErr w:type="spellEnd"/>
+      <w:r>
+        <w:rPr>
+          <w:rFonts w:ascii="Arial-BoldMT" w:hAnsi="Arial-BoldMT"/>
+          <w:i/>
+          <w:iCs/>
+          <w:color w:val="1C1C1C"/>
+          <w:sz w:val="26"/>
+          <w:szCs w:val="26"/>
+        </w:rPr>
+      </w:r>
+    </w:p>
+    <w:p>
+      <w:pPr>
         <w:spacing w:before="240"/>
         <w:ind w:right="-2471"/>
         <w:jc w:val="both"/>
